--- a/docs/resources/conbio/case_convos/case_study_prep_sheet.docx
+++ b/docs/resources/conbio/case_convos/case_study_prep_sheet.docx
@@ -12,13 +12,13 @@
     </w:p>
     <w:p>
       <w:pPr>
-        <w:pStyle w:val="Author"/>
-      </w:pPr>
-      <w:r>
-        <w:t xml:space="preserve">Dr. Alicia M. Rich</w:t>
-      </w:r>
-    </w:p>
-    <w:bookmarkStart w:id="20" w:name="case-conversation"/>
+        <w:pStyle w:val="Subtitle"/>
+      </w:pPr>
+      <w:r>
+        <w:t xml:space="preserve">Conservation Biology</w:t>
+      </w:r>
+    </w:p>
+    <w:bookmarkStart w:id="9" w:name="case-conversation"/>
     <w:p>
       <w:pPr>
         <w:pStyle w:val="Heading3"/>
@@ -123,8 +123,8 @@
         <w:t xml:space="preserve">Case 8: Landscape-Scale Approaches</w:t>
       </w:r>
     </w:p>
-    <w:bookmarkEnd w:id="20"/>
-    <w:bookmarkStart w:id="21" w:name="group-members"/>
+    <w:bookmarkEnd w:id="9"/>
+    <w:bookmarkStart w:id="10" w:name="group-members"/>
     <w:p>
       <w:pPr>
         <w:pStyle w:val="Heading3"/>
@@ -181,8 +181,8 @@
         <w:t xml:space="preserve">[Type Name 4]</w:t>
       </w:r>
     </w:p>
-    <w:bookmarkEnd w:id="21"/>
-    <w:bookmarkStart w:id="22" w:name="case-overview"/>
+    <w:bookmarkEnd w:id="10"/>
+    <w:bookmarkStart w:id="11" w:name="case-overview"/>
     <w:p>
       <w:pPr>
         <w:pStyle w:val="Heading2"/>
@@ -271,23 +271,269 @@
         <w:t xml:space="preserve">[Paste Source 2]</w:t>
       </w:r>
     </w:p>
+    <w:bookmarkEnd w:id="11"/>
+    <w:bookmarkStart w:id="14" w:name="the-conservation-decision"/>
+    <w:p>
+      <w:pPr>
+        <w:pStyle w:val="Heading2"/>
+      </w:pPr>
+      <w:r>
+        <w:t xml:space="preserve">2 The Conservation Decision</w:t>
+      </w:r>
+    </w:p>
+    <w:bookmarkStart w:id="12" w:name="what-action-was-taken-or-proposed"/>
+    <w:p>
+      <w:pPr>
+        <w:pStyle w:val="Heading3"/>
+      </w:pPr>
+      <w:r>
+        <w:t xml:space="preserve">2.1 What action was taken or proposed?</w:t>
+      </w:r>
+    </w:p>
+    <w:p>
+      <w:pPr>
+        <w:pStyle w:val="FirstParagraph"/>
+      </w:pPr>
+      <w:r>
+        <w:t xml:space="preserve">[Type your response here]</w:t>
+      </w:r>
+    </w:p>
+    <w:bookmarkEnd w:id="12"/>
+    <w:bookmarkStart w:id="13" w:name="Xbc810f11494cf26e2ff512889521c986edc0c25"/>
+    <w:p>
+      <w:pPr>
+        <w:pStyle w:val="Heading3"/>
+      </w:pPr>
+      <w:r>
+        <w:t xml:space="preserve">2.2 Who made the decision, and what problem was it addressing?</w:t>
+      </w:r>
+    </w:p>
+    <w:p>
+      <w:pPr>
+        <w:pStyle w:val="FirstParagraph"/>
+      </w:pPr>
+      <w:r>
+        <w:t xml:space="preserve">[Type your response here]</w:t>
+      </w:r>
+    </w:p>
+    <w:bookmarkEnd w:id="13"/>
+    <w:bookmarkEnd w:id="14"/>
+    <w:bookmarkStart w:id="19" w:name="threats-metrics"/>
+    <w:p>
+      <w:pPr>
+        <w:pStyle w:val="Heading2"/>
+      </w:pPr>
+      <w:r>
+        <w:t xml:space="preserve">3 Threats &amp; Metrics</w:t>
+      </w:r>
+    </w:p>
+    <w:bookmarkStart w:id="15" w:name="what-threats-was-the-project-addressing"/>
+    <w:p>
+      <w:pPr>
+        <w:pStyle w:val="Heading3"/>
+      </w:pPr>
+      <w:r>
+        <w:t xml:space="preserve">3.1 What threats was the project addressing?</w:t>
+      </w:r>
+    </w:p>
+    <w:p>
+      <w:pPr>
+        <w:pStyle w:val="FirstParagraph"/>
+      </w:pPr>
+      <w:r>
+        <w:t xml:space="preserve">[Type your response here]</w:t>
+      </w:r>
+    </w:p>
+    <w:bookmarkEnd w:id="15"/>
+    <w:bookmarkStart w:id="16" w:name="Xfb38def8b9ba2568e796f89f4e5a5a783526ea3"/>
+    <w:p>
+      <w:pPr>
+        <w:pStyle w:val="Heading3"/>
+      </w:pPr>
+      <w:r>
+        <w:t xml:space="preserve">3.2 How were these threats defined or prioritized?</w:t>
+      </w:r>
+    </w:p>
+    <w:p>
+      <w:pPr>
+        <w:pStyle w:val="FirstParagraph"/>
+      </w:pPr>
+      <w:r>
+        <w:t xml:space="preserve">[Type your response here]</w:t>
+      </w:r>
+    </w:p>
+    <w:bookmarkEnd w:id="16"/>
+    <w:bookmarkStart w:id="17" w:name="Xbe3a6f0b45b950b54742f18f60550df6594fcd1"/>
+    <w:p>
+      <w:pPr>
+        <w:pStyle w:val="Heading3"/>
+      </w:pPr>
+      <w:r>
+        <w:t xml:space="preserve">3.3 What indicators or metrics were used to assess progress or success?</w:t>
+      </w:r>
+    </w:p>
+    <w:p>
+      <w:pPr>
+        <w:pStyle w:val="FirstParagraph"/>
+      </w:pPr>
+      <w:r>
+        <w:t xml:space="preserve">[Type your response here]</w:t>
+      </w:r>
+    </w:p>
+    <w:bookmarkEnd w:id="17"/>
+    <w:bookmarkStart w:id="18" w:name="X3e5deafa87abfa3b20d445b048c66378edeff7c"/>
+    <w:p>
+      <w:pPr>
+        <w:pStyle w:val="Heading3"/>
+      </w:pPr>
+      <w:r>
+        <w:t xml:space="preserve">3.4 What was difficult or impossible to measure?</w:t>
+      </w:r>
+    </w:p>
+    <w:p>
+      <w:pPr>
+        <w:pStyle w:val="FirstParagraph"/>
+      </w:pPr>
+      <w:r>
+        <w:t xml:space="preserve">[Type your response here]</w:t>
+      </w:r>
+    </w:p>
+    <w:bookmarkEnd w:id="18"/>
+    <w:bookmarkEnd w:id="19"/>
+    <w:bookmarkStart w:id="22" w:name="smart-goals-evaluation"/>
+    <w:p>
+      <w:pPr>
+        <w:pStyle w:val="Heading2"/>
+      </w:pPr>
+      <w:r>
+        <w:t xml:space="preserve">4 SMART Goals Evaluation</w:t>
+      </w:r>
+    </w:p>
+    <w:bookmarkStart w:id="20" w:name="X479026bc377e393ca8c68df74dfaf9269a91bb8"/>
+    <w:p>
+      <w:pPr>
+        <w:pStyle w:val="Heading3"/>
+      </w:pPr>
+      <w:r>
+        <w:t xml:space="preserve">4.1 Identify one major project goal and evaluate it:</w:t>
+      </w:r>
+    </w:p>
+    <w:p>
+      <w:pPr>
+        <w:pStyle w:val="DefinitionTerm"/>
+      </w:pPr>
+      <w:r>
+        <w:t xml:space="preserve">Specific:</w:t>
+      </w:r>
+    </w:p>
+    <w:p>
+      <w:pPr>
+        <w:pStyle w:val="Definition"/>
+      </w:pPr>
+      <w:r>
+        <w:t xml:space="preserve">[Your Assessment]</w:t>
+      </w:r>
+    </w:p>
+    <w:p>
+      <w:pPr>
+        <w:pStyle w:val="DefinitionTerm"/>
+      </w:pPr>
+      <w:r>
+        <w:t xml:space="preserve">Measurable:</w:t>
+      </w:r>
+    </w:p>
+    <w:p>
+      <w:pPr>
+        <w:pStyle w:val="Definition"/>
+      </w:pPr>
+      <w:r>
+        <w:t xml:space="preserve">[Your Assessment]</w:t>
+      </w:r>
+    </w:p>
+    <w:p>
+      <w:pPr>
+        <w:pStyle w:val="DefinitionTerm"/>
+      </w:pPr>
+      <w:r>
+        <w:t xml:space="preserve">Achievable:</w:t>
+      </w:r>
+    </w:p>
+    <w:p>
+      <w:pPr>
+        <w:pStyle w:val="Definition"/>
+      </w:pPr>
+      <w:r>
+        <w:t xml:space="preserve">[Your Assessment]</w:t>
+      </w:r>
+    </w:p>
+    <w:p>
+      <w:pPr>
+        <w:pStyle w:val="DefinitionTerm"/>
+      </w:pPr>
+      <w:r>
+        <w:t xml:space="preserve">Relevant:</w:t>
+      </w:r>
+    </w:p>
+    <w:p>
+      <w:pPr>
+        <w:pStyle w:val="Definition"/>
+      </w:pPr>
+      <w:r>
+        <w:t xml:space="preserve">[Your Assessment]</w:t>
+      </w:r>
+    </w:p>
+    <w:p>
+      <w:pPr>
+        <w:pStyle w:val="DefinitionTerm"/>
+      </w:pPr>
+      <w:r>
+        <w:t xml:space="preserve">Time-bound:</w:t>
+      </w:r>
+    </w:p>
+    <w:p>
+      <w:pPr>
+        <w:pStyle w:val="Definition"/>
+      </w:pPr>
+      <w:r>
+        <w:t xml:space="preserve">[Your Assessment]</w:t>
+      </w:r>
+    </w:p>
+    <w:bookmarkEnd w:id="20"/>
+    <w:bookmarkStart w:id="21" w:name="Xe10d3a16f058920beaeea615d2e56068f71386d"/>
+    <w:p>
+      <w:pPr>
+        <w:pStyle w:val="Heading3"/>
+      </w:pPr>
+      <w:r>
+        <w:t xml:space="preserve">4.2 Where did the goal fall short of being fully SMART, if applicable?</w:t>
+      </w:r>
+    </w:p>
+    <w:p>
+      <w:pPr>
+        <w:pStyle w:val="FirstParagraph"/>
+      </w:pPr>
+      <w:r>
+        <w:t xml:space="preserve">[Type your response here]</w:t>
+      </w:r>
+    </w:p>
+    <w:bookmarkEnd w:id="21"/>
     <w:bookmarkEnd w:id="22"/>
-    <w:bookmarkStart w:id="25" w:name="the-conservation-decision"/>
+    <w:bookmarkStart w:id="26" w:name="ethical-social-dimensions"/>
     <w:p>
       <w:pPr>
         <w:pStyle w:val="Heading2"/>
       </w:pPr>
       <w:r>
-        <w:t xml:space="preserve">2 The Conservation Decision</w:t>
-      </w:r>
-    </w:p>
-    <w:bookmarkStart w:id="23" w:name="what-action-was-taken-or-proposed"/>
+        <w:t xml:space="preserve">5 Ethical &amp; Social Dimensions</w:t>
+      </w:r>
+    </w:p>
+    <w:bookmarkStart w:id="23" w:name="who-benefited-most-from-this-project"/>
     <w:p>
       <w:pPr>
         <w:pStyle w:val="Heading3"/>
       </w:pPr>
       <w:r>
-        <w:t xml:space="preserve">2.1 What action was taken or proposed?</w:t>
+        <w:t xml:space="preserve">5.1 Who benefited most from this project?</w:t>
       </w:r>
     </w:p>
     <w:p>
@@ -299,13 +545,13 @@
       </w:r>
     </w:p>
     <w:bookmarkEnd w:id="23"/>
-    <w:bookmarkStart w:id="24" w:name="Xbc810f11494cf26e2ff512889521c986edc0c25"/>
+    <w:bookmarkStart w:id="24" w:name="who-bore-costs-or-risks"/>
     <w:p>
       <w:pPr>
         <w:pStyle w:val="Heading3"/>
       </w:pPr>
       <w:r>
-        <w:t xml:space="preserve">2.2 Who made the decision, and what problem was it addressing?</w:t>
+        <w:t xml:space="preserve">5.2 Who bore costs or risks?</w:t>
       </w:r>
     </w:p>
     <w:p>
@@ -317,23 +563,41 @@
       </w:r>
     </w:p>
     <w:bookmarkEnd w:id="24"/>
+    <w:bookmarkStart w:id="25" w:name="X99f3760b4b3c1f32ccf282e390d8d1edb391590"/>
+    <w:p>
+      <w:pPr>
+        <w:pStyle w:val="Heading3"/>
+      </w:pPr>
+      <w:r>
+        <w:t xml:space="preserve">5.3 What ethical or social tradeoffs were involved?</w:t>
+      </w:r>
+    </w:p>
+    <w:p>
+      <w:pPr>
+        <w:pStyle w:val="FirstParagraph"/>
+      </w:pPr>
+      <w:r>
+        <w:t xml:space="preserve">[Type your response here]</w:t>
+      </w:r>
+    </w:p>
     <w:bookmarkEnd w:id="25"/>
-    <w:bookmarkStart w:id="30" w:name="threats-metrics"/>
+    <w:bookmarkEnd w:id="26"/>
+    <w:bookmarkStart w:id="31" w:name="guided-discussion-questions"/>
     <w:p>
       <w:pPr>
         <w:pStyle w:val="Heading2"/>
       </w:pPr>
       <w:r>
-        <w:t xml:space="preserve">3 Threats &amp; Metrics</w:t>
-      </w:r>
-    </w:p>
-    <w:bookmarkStart w:id="26" w:name="what-threats-was-the-project-addressing"/>
+        <w:t xml:space="preserve">6 Guided Discussion Questions</w:t>
+      </w:r>
+    </w:p>
+    <w:bookmarkStart w:id="27" w:name="quantification-of-threats-or-success"/>
     <w:p>
       <w:pPr>
         <w:pStyle w:val="Heading3"/>
       </w:pPr>
       <w:r>
-        <w:t xml:space="preserve">3.1 What threats was the project addressing?</w:t>
+        <w:t xml:space="preserve">6.1 Quantification of threats or success:</w:t>
       </w:r>
     </w:p>
     <w:p>
@@ -341,17 +605,17 @@
         <w:pStyle w:val="FirstParagraph"/>
       </w:pPr>
       <w:r>
-        <w:t xml:space="preserve">[Type your response here]</w:t>
-      </w:r>
-    </w:p>
-    <w:bookmarkEnd w:id="26"/>
-    <w:bookmarkStart w:id="27" w:name="Xfb38def8b9ba2568e796f89f4e5a5a783526ea3"/>
+        <w:t xml:space="preserve">[Type your discussion prompt/question here]</w:t>
+      </w:r>
+    </w:p>
+    <w:bookmarkEnd w:id="27"/>
+    <w:bookmarkStart w:id="28" w:name="application-of-course-concept"/>
     <w:p>
       <w:pPr>
         <w:pStyle w:val="Heading3"/>
       </w:pPr>
       <w:r>
-        <w:t xml:space="preserve">3.2 How were these threats defined or prioritized?</w:t>
+        <w:t xml:space="preserve">6.2 Application of course concept:</w:t>
       </w:r>
     </w:p>
     <w:p>
@@ -359,17 +623,17 @@
         <w:pStyle w:val="FirstParagraph"/>
       </w:pPr>
       <w:r>
-        <w:t xml:space="preserve">[Type your response here]</w:t>
-      </w:r>
-    </w:p>
-    <w:bookmarkEnd w:id="27"/>
-    <w:bookmarkStart w:id="28" w:name="Xbe3a6f0b45b950b54742f18f60550df6594fcd1"/>
+        <w:t xml:space="preserve">[Type your discussion prompt/question here]</w:t>
+      </w:r>
+    </w:p>
+    <w:bookmarkEnd w:id="28"/>
+    <w:bookmarkStart w:id="29" w:name="ethical-or-social-consideration"/>
     <w:p>
       <w:pPr>
         <w:pStyle w:val="Heading3"/>
       </w:pPr>
       <w:r>
-        <w:t xml:space="preserve">3.3 What indicators or metrics were used to assess progress or success?</w:t>
+        <w:t xml:space="preserve">6.3 Ethical or social consideration:</w:t>
       </w:r>
     </w:p>
     <w:p>
@@ -377,17 +641,17 @@
         <w:pStyle w:val="FirstParagraph"/>
       </w:pPr>
       <w:r>
-        <w:t xml:space="preserve">[Type your response here]</w:t>
-      </w:r>
-    </w:p>
-    <w:bookmarkEnd w:id="28"/>
-    <w:bookmarkStart w:id="29" w:name="X3e5deafa87abfa3b20d445b048c66378edeff7c"/>
+        <w:t xml:space="preserve">[Type your discussion prompt/question here]</w:t>
+      </w:r>
+    </w:p>
+    <w:bookmarkEnd w:id="29"/>
+    <w:bookmarkStart w:id="30" w:name="X1b1aa90b77aad4dc4d6ac374b9e4298569ae405"/>
     <w:p>
       <w:pPr>
         <w:pStyle w:val="Heading3"/>
       </w:pPr>
       <w:r>
-        <w:t xml:space="preserve">3.4 What was difficult or impossible to measure?</w:t>
+        <w:t xml:space="preserve">6.4 Uncertainty, unintended consequences, or alternatives:</w:t>
       </w:r>
     </w:p>
     <w:p>
@@ -395,275 +659,11 @@
         <w:pStyle w:val="FirstParagraph"/>
       </w:pPr>
       <w:r>
-        <w:t xml:space="preserve">[Type your response here]</w:t>
-      </w:r>
-    </w:p>
-    <w:bookmarkEnd w:id="29"/>
+        <w:t xml:space="preserve">[Type your discussion prompt/question here]</w:t>
+      </w:r>
+    </w:p>
     <w:bookmarkEnd w:id="30"/>
-    <w:bookmarkStart w:id="33" w:name="smart-goals-evaluation"/>
-    <w:p>
-      <w:pPr>
-        <w:pStyle w:val="Heading2"/>
-      </w:pPr>
-      <w:r>
-        <w:t xml:space="preserve">4 SMART Goals Evaluation</w:t>
-      </w:r>
-    </w:p>
-    <w:bookmarkStart w:id="31" w:name="X479026bc377e393ca8c68df74dfaf9269a91bb8"/>
-    <w:p>
-      <w:pPr>
-        <w:pStyle w:val="Heading3"/>
-      </w:pPr>
-      <w:r>
-        <w:t xml:space="preserve">4.1 Identify one major project goal and evaluate it:</w:t>
-      </w:r>
-    </w:p>
-    <w:p>
-      <w:pPr>
-        <w:pStyle w:val="DefinitionTerm"/>
-      </w:pPr>
-      <w:r>
-        <w:t xml:space="preserve">Specific:</w:t>
-      </w:r>
-    </w:p>
-    <w:p>
-      <w:pPr>
-        <w:pStyle w:val="Definition"/>
-      </w:pPr>
-      <w:r>
-        <w:t xml:space="preserve">[Your Assessment]</w:t>
-      </w:r>
-    </w:p>
-    <w:p>
-      <w:pPr>
-        <w:pStyle w:val="DefinitionTerm"/>
-      </w:pPr>
-      <w:r>
-        <w:t xml:space="preserve">Measurable:</w:t>
-      </w:r>
-    </w:p>
-    <w:p>
-      <w:pPr>
-        <w:pStyle w:val="Definition"/>
-      </w:pPr>
-      <w:r>
-        <w:t xml:space="preserve">[Your Assessment]</w:t>
-      </w:r>
-    </w:p>
-    <w:p>
-      <w:pPr>
-        <w:pStyle w:val="DefinitionTerm"/>
-      </w:pPr>
-      <w:r>
-        <w:t xml:space="preserve">Achievable:</w:t>
-      </w:r>
-    </w:p>
-    <w:p>
-      <w:pPr>
-        <w:pStyle w:val="Definition"/>
-      </w:pPr>
-      <w:r>
-        <w:t xml:space="preserve">[Your Assessment]</w:t>
-      </w:r>
-    </w:p>
-    <w:p>
-      <w:pPr>
-        <w:pStyle w:val="DefinitionTerm"/>
-      </w:pPr>
-      <w:r>
-        <w:t xml:space="preserve">Relevant:</w:t>
-      </w:r>
-    </w:p>
-    <w:p>
-      <w:pPr>
-        <w:pStyle w:val="Definition"/>
-      </w:pPr>
-      <w:r>
-        <w:t xml:space="preserve">[Your Assessment]</w:t>
-      </w:r>
-    </w:p>
-    <w:p>
-      <w:pPr>
-        <w:pStyle w:val="DefinitionTerm"/>
-      </w:pPr>
-      <w:r>
-        <w:t xml:space="preserve">Time-bound:</w:t>
-      </w:r>
-    </w:p>
-    <w:p>
-      <w:pPr>
-        <w:pStyle w:val="Definition"/>
-      </w:pPr>
-      <w:r>
-        <w:t xml:space="preserve">[Your Assessment]</w:t>
-      </w:r>
-    </w:p>
     <w:bookmarkEnd w:id="31"/>
-    <w:bookmarkStart w:id="32" w:name="Xe10d3a16f058920beaeea615d2e56068f71386d"/>
-    <w:p>
-      <w:pPr>
-        <w:pStyle w:val="Heading3"/>
-      </w:pPr>
-      <w:r>
-        <w:t xml:space="preserve">4.2 Where did the goal fall short of being fully SMART, if applicable?</w:t>
-      </w:r>
-    </w:p>
-    <w:p>
-      <w:pPr>
-        <w:pStyle w:val="FirstParagraph"/>
-      </w:pPr>
-      <w:r>
-        <w:t xml:space="preserve">[Type your response here]</w:t>
-      </w:r>
-    </w:p>
-    <w:bookmarkEnd w:id="32"/>
-    <w:bookmarkEnd w:id="33"/>
-    <w:bookmarkStart w:id="37" w:name="ethical-social-dimensions"/>
-    <w:p>
-      <w:pPr>
-        <w:pStyle w:val="Heading2"/>
-      </w:pPr>
-      <w:r>
-        <w:t xml:space="preserve">5 Ethical &amp; Social Dimensions</w:t>
-      </w:r>
-    </w:p>
-    <w:bookmarkStart w:id="34" w:name="who-benefited-most-from-this-project"/>
-    <w:p>
-      <w:pPr>
-        <w:pStyle w:val="Heading3"/>
-      </w:pPr>
-      <w:r>
-        <w:t xml:space="preserve">5.1 Who benefited most from this project?</w:t>
-      </w:r>
-    </w:p>
-    <w:p>
-      <w:pPr>
-        <w:pStyle w:val="FirstParagraph"/>
-      </w:pPr>
-      <w:r>
-        <w:t xml:space="preserve">[Type your response here]</w:t>
-      </w:r>
-    </w:p>
-    <w:bookmarkEnd w:id="34"/>
-    <w:bookmarkStart w:id="35" w:name="who-bore-costs-or-risks"/>
-    <w:p>
-      <w:pPr>
-        <w:pStyle w:val="Heading3"/>
-      </w:pPr>
-      <w:r>
-        <w:t xml:space="preserve">5.2 Who bore costs or risks?</w:t>
-      </w:r>
-    </w:p>
-    <w:p>
-      <w:pPr>
-        <w:pStyle w:val="FirstParagraph"/>
-      </w:pPr>
-      <w:r>
-        <w:t xml:space="preserve">[Type your response here]</w:t>
-      </w:r>
-    </w:p>
-    <w:bookmarkEnd w:id="35"/>
-    <w:bookmarkStart w:id="36" w:name="X99f3760b4b3c1f32ccf282e390d8d1edb391590"/>
-    <w:p>
-      <w:pPr>
-        <w:pStyle w:val="Heading3"/>
-      </w:pPr>
-      <w:r>
-        <w:t xml:space="preserve">5.3 What ethical or social tradeoffs were involved?</w:t>
-      </w:r>
-    </w:p>
-    <w:p>
-      <w:pPr>
-        <w:pStyle w:val="FirstParagraph"/>
-      </w:pPr>
-      <w:r>
-        <w:t xml:space="preserve">[Type your response here]</w:t>
-      </w:r>
-    </w:p>
-    <w:bookmarkEnd w:id="36"/>
-    <w:bookmarkEnd w:id="37"/>
-    <w:bookmarkStart w:id="42" w:name="guided-discussion-questions"/>
-    <w:p>
-      <w:pPr>
-        <w:pStyle w:val="Heading2"/>
-      </w:pPr>
-      <w:r>
-        <w:t xml:space="preserve">6 Guided Discussion Questions</w:t>
-      </w:r>
-    </w:p>
-    <w:bookmarkStart w:id="38" w:name="quantification-of-threats-or-success"/>
-    <w:p>
-      <w:pPr>
-        <w:pStyle w:val="Heading3"/>
-      </w:pPr>
-      <w:r>
-        <w:t xml:space="preserve">6.1 Quantification of threats or success:</w:t>
-      </w:r>
-    </w:p>
-    <w:p>
-      <w:pPr>
-        <w:pStyle w:val="FirstParagraph"/>
-      </w:pPr>
-      <w:r>
-        <w:t xml:space="preserve">[Type your discussion prompt/question here]</w:t>
-      </w:r>
-    </w:p>
-    <w:bookmarkEnd w:id="38"/>
-    <w:bookmarkStart w:id="39" w:name="application-of-course-concept"/>
-    <w:p>
-      <w:pPr>
-        <w:pStyle w:val="Heading3"/>
-      </w:pPr>
-      <w:r>
-        <w:t xml:space="preserve">6.2 Application of course concept:</w:t>
-      </w:r>
-    </w:p>
-    <w:p>
-      <w:pPr>
-        <w:pStyle w:val="FirstParagraph"/>
-      </w:pPr>
-      <w:r>
-        <w:t xml:space="preserve">[Type your discussion prompt/question here]</w:t>
-      </w:r>
-    </w:p>
-    <w:bookmarkEnd w:id="39"/>
-    <w:bookmarkStart w:id="40" w:name="ethical-or-social-consideration"/>
-    <w:p>
-      <w:pPr>
-        <w:pStyle w:val="Heading3"/>
-      </w:pPr>
-      <w:r>
-        <w:t xml:space="preserve">6.3 Ethical or social consideration:</w:t>
-      </w:r>
-    </w:p>
-    <w:p>
-      <w:pPr>
-        <w:pStyle w:val="FirstParagraph"/>
-      </w:pPr>
-      <w:r>
-        <w:t xml:space="preserve">[Type your discussion prompt/question here]</w:t>
-      </w:r>
-    </w:p>
-    <w:bookmarkEnd w:id="40"/>
-    <w:bookmarkStart w:id="41" w:name="X1b1aa90b77aad4dc4d6ac374b9e4298569ae405"/>
-    <w:p>
-      <w:pPr>
-        <w:pStyle w:val="Heading3"/>
-      </w:pPr>
-      <w:r>
-        <w:t xml:space="preserve">6.4 Uncertainty, unintended consequences, or alternatives:</w:t>
-      </w:r>
-    </w:p>
-    <w:p>
-      <w:pPr>
-        <w:pStyle w:val="FirstParagraph"/>
-      </w:pPr>
-      <w:r>
-        <w:t xml:space="preserve">[Type your discussion prompt/question here]</w:t>
-      </w:r>
-    </w:p>
-    <w:bookmarkEnd w:id="41"/>
-    <w:bookmarkEnd w:id="42"/>
     <w:sectPr>
       <w:footnotePr>
         <w:numRestart w:val="eachSect"/>
